--- a/curriculos/Curriculo 115-03/microcurriculos/VII SEMESTRE/1155705_Analisis_-diseno_Sistemas-ra.docx
+++ b/curriculos/Curriculo 115-03/microcurriculos/VII SEMESTRE/1155705_Analisis_-diseno_Sistemas-ra.docx
@@ -1241,6 +1241,14 @@
                 <w:rtl w:val="0"/>
               </w:rPr>
             </w:r>
+            <w:r>
+              <w:rPr>
+                <w:rFonts w:ascii="Arial" w:cs="Arial" w:eastAsia="Arial" w:hAnsi="Arial"/>
+                <w:sz w:val="15"/>
+                <w:szCs w:val="15"/>
+              </w:rPr>
+              <w:t>4</w:t>
+            </w:r>
           </w:p>
         </w:tc>
       </w:tr>
@@ -1372,7 +1380,7 @@
                 <w:szCs w:val="15"/>
                 <w:rtl w:val="0"/>
               </w:rPr>
-              <w:t xml:space="preserve">4</w:t>
+              <w:t xml:space="preserve">X</w:t>
             </w:r>
           </w:p>
         </w:tc>
@@ -2158,9 +2166,8 @@
                 <w:b w:val="1"/>
                 <w:sz w:val="16"/>
                 <w:szCs w:val="16"/>
-                <w:rtl w:val="0"/>
-              </w:rPr>
-              <w:t xml:space="preserve">1156606</w:t>
+              </w:rPr>
+              <w:t xml:space="preserve">1155605</w:t>
             </w:r>
           </w:p>
         </w:tc>
@@ -2183,9 +2190,63 @@
                 <w:b w:val="1"/>
                 <w:sz w:val="16"/>
                 <w:szCs w:val="16"/>
-                <w:rtl w:val="0"/>
-              </w:rPr>
-              <w:t xml:space="preserve">Bases de datos</w:t>
+              </w:rPr>
+              <w:t xml:space="preserve">Bases de Datos</w:t>
+            </w:r>
+          </w:p>
+        </w:tc>
+      </w:tr>
+      <w:tr>
+        <w:trPr>
+          <w:cantSplit w:val="0"/>
+          <w:trHeight w:val="339" w:hRule="atLeast"/>
+          <w:tblHeader w:val="0"/>
+        </w:trPr>
+        <w:tc>
+          <w:tcPr>
+            <w:vAlign w:val="center"/>
+          </w:tcPr>
+          <w:p>
+            <w:pPr>
+              <w:rPr>
+                <w:rFonts w:ascii="Arial" w:cs="Arial" w:eastAsia="Arial" w:hAnsi="Arial"/>
+                <w:b w:val="1"/>
+                <w:sz w:val="16"/>
+                <w:szCs w:val="16"/>
+              </w:rPr>
+            </w:pPr>
+            <w:r>
+              <w:rPr>
+                <w:rFonts w:ascii="Arial" w:cs="Arial" w:eastAsia="Arial" w:hAnsi="Arial"/>
+                <w:b w:val="1"/>
+                <w:sz w:val="16"/>
+                <w:szCs w:val="16"/>
+              </w:rPr>
+              <w:t xml:space="preserve">1155606</w:t>
+            </w:r>
+          </w:p>
+        </w:tc>
+        <w:tc>
+          <w:tcPr>
+            <w:vAlign w:val="center"/>
+          </w:tcPr>
+          <w:p>
+            <w:pPr>
+              <w:rPr>
+                <w:rFonts w:ascii="Arial" w:cs="Arial" w:eastAsia="Arial" w:hAnsi="Arial"/>
+                <w:b w:val="1"/>
+                <w:sz w:val="16"/>
+                <w:szCs w:val="16"/>
+              </w:rPr>
+            </w:pPr>
+            <w:r>
+              <w:rPr>
+                <w:rFonts w:ascii="Arial" w:cs="Arial" w:eastAsia="Arial" w:hAnsi="Arial"/>
+                <w:b w:val="1"/>
+                <w:sz w:val="16"/>
+                <w:szCs w:val="16"/>
+              </w:rPr>
+              <w:t xml:space="preserve">Programación Web</w:t>
             </w:r>
           </w:p>
         </w:tc>
